--- a/en/wisdom-stories/fathers-advice.docx
+++ b/en/wisdom-stories/fathers-advice.docx
@@ -40,7 +40,7 @@
         <w:rPr>
           <w:lang/>
         </w:rPr>
-        <w:t>Let good judgement guide you through life. Be thoughtful in your dealings with others, measured in your words, and fair in your actions. Wisdom means looking beyond your own advantage and considering the rights of others.</w:t>
+        <w:t xml:space="preserve">Let good judgment guide you through life. Be thoughtful in your dealings with others, measured in your words, and fair in your actions. Wisdom means looking beyond your own advantage and considering the rights of others.</w:t>
       </w:r>
     </w:p>
     <w:p>
@@ -66,7 +66,7 @@
         <w:rPr>
           <w:lang/>
         </w:rPr>
-        <w:t>As fruit sweetens with ripening, we mature by learning from what we experience. Listen to those who have lived much. But remember: wisdom comes not merely from growing older, but from reflecting on what life has taught us.</w:t>
+        <w:t xml:space="preserve">As fruit sweetens with ripening, we mature by learning from what we experience. Listen to those with a wealth of life experience. But remember: wisdom comes not merely from growing older, but from reflecting on what life has taught us.</w:t>
       </w:r>
     </w:p>
     <w:p>
@@ -105,7 +105,7 @@
         <w:rPr>
           <w:lang/>
         </w:rPr>
-        <w:t>Strength is a gift, but it should serve judgement and conscience. Use it to protect and build, not to crush others.</w:t>
+        <w:t xml:space="preserve">Strength is a gift, but it should serve judgment and conscience. Use it to protect and build, not to crush others.</w:t>
       </w:r>
     </w:p>
     <w:p>
@@ -183,7 +183,7 @@
         <w:rPr>
           <w:lang/>
         </w:rPr>
-        <w:t>Others neither recognise what they do not know nor listen to anyone else. Believing they know everything, they close the door to learning.</w:t>
+        <w:t xml:space="preserve">Others neither recognize what they do not know nor listen to anyone else. Believing they know everything, they close the door to learning.</w:t>
       </w:r>
     </w:p>
     <w:p>
@@ -230,7 +230,7 @@
         <w:rPr>
           <w:lang/>
         </w:rPr>
-        <w:t xml:space="preserve"> Wisdom is not knowing everything, but recognising what you do not know and being willing to learn. Let judgement guide you, conscience keep you true, and strength serve them both.</w:t>
+        <w:t xml:space="preserve"> Wisdom is not knowing everything, but recognizing what you do not know and being willing to learn. Let judgment guide you, conscience keep you true, and strength serve them both.</w:t>
       </w:r>
     </w:p>
     <w:p>
